--- a/papers/MemVulBench/MemVulBench.docx
+++ b/papers/MemVulBench/MemVulBench.docx
@@ -120,7 +120,187 @@
           <w:color w:val="000000"/>
           <w:sz w:val="18"/>
         </w:rPr>
-        <w:t>摘要：模糊测试评估受测试单元数量、单元内已知漏洞密度与计算开销共同制约。为在固定程序版本和统一测试驱动下组织可复验的真实内存漏洞，构建了 MemVulBench。候选历史版本由修复波次启发式或既有人工测量记录提出，再通过目标构建与输入回放确认；原生测试驱动予以保留，兼容驱动通过前缀分派聚合。对触发输入、首错报告及执行遮蔽进行逐项审计，并固定最终镜像与二进制哈希。基准最终纳入 20 个真实项目的 20 个测试单元，确认 292 个经核验的独立漏洞指纹，每单元 8—35 个，平均 14.6 个。各指纹关联触发输入、最终二进制和环境记录，为细粒度分析工具的漏洞发现行为提供已知目标，并为后续量化评测粒度与计算成本提供基础。</w:t>
+        <w:t xml:space="preserve">摘要：模糊测试评估长期面临评测粒度与算力开销的双重制约：评估矩阵随测试单元规模呈乘积级膨胀，而现有真实基准在单个单元内提供的已知漏洞数量极其稀疏，难以支持细粒度能力区分与高效技术迭代。单测试单元内具备充足且可复验的真实内存漏洞，是打破这一瓶颈、兼顾细粒度评估与紧凑评测预算的关键支点。针对真实性、复验链及环境可重复性等基础底线，本文提出高密度基准 </w:t>
+      </w:r>
+      <w:r>
+        <w:rPr>
+          <w:rFonts w:eastAsia="Noto Serif CJK SC" w:cs="Times New Roman"/>
+          <w:b w:val="false"/>
+          <w:color w:val="000000"/>
+          <w:sz w:val="18"/>
+        </w:rPr>
+        <w:t>MemVulBench</w:t>
+      </w:r>
+      <w:r>
+        <w:rPr>
+          <w:rFonts w:ascii="Times New Roman" w:hAnsi="Times New Roman" w:cs="Times New Roman"/>
+          <w:b w:val="false"/>
+          <w:color w:val="000000"/>
+          <w:sz w:val="18"/>
+        </w:rPr>
+        <w:t>。</w:t>
+      </w:r>
+      <w:r>
+        <w:rPr>
+          <w:rFonts w:eastAsia="Noto Serif CJK SC" w:cs="Times New Roman"/>
+          <w:b w:val="false"/>
+          <w:color w:val="000000"/>
+          <w:sz w:val="18"/>
+        </w:rPr>
+        <w:t xml:space="preserve">MemVulBench </w:t>
+      </w:r>
+      <w:r>
+        <w:rPr>
+          <w:rFonts w:ascii="Times New Roman" w:hAnsi="Times New Roman" w:cs="Times New Roman"/>
+          <w:b w:val="false"/>
+          <w:color w:val="000000"/>
+          <w:sz w:val="18"/>
+        </w:rPr>
+        <w:t xml:space="preserve">聚焦上游真实历史版本，通过修复波次提议（或沿用既有人工测量记录）锁定自然共存的多漏洞代码基准，结合原生测试驱动保留与轻量级前缀分派聚合，并经专家逐条审计剔除伪碰撞与执行遮蔽，从 </w:t>
+      </w:r>
+      <w:r>
+        <w:rPr>
+          <w:rFonts w:eastAsia="Noto Serif CJK SC" w:cs="Times New Roman"/>
+          <w:b w:val="false"/>
+          <w:color w:val="000000"/>
+          <w:sz w:val="18"/>
+        </w:rPr>
+        <w:t xml:space="preserve">20 </w:t>
+      </w:r>
+      <w:r>
+        <w:rPr>
+          <w:rFonts w:ascii="Times New Roman" w:hAnsi="Times New Roman" w:cs="Times New Roman"/>
+          <w:b w:val="false"/>
+          <w:color w:val="000000"/>
+          <w:sz w:val="18"/>
+        </w:rPr>
+        <w:t>个真实项目中构建出标准化测试单元。在严格的容器镜像加载、二进制哈希一致、</w:t>
+      </w:r>
+      <w:r>
+        <w:rPr>
+          <w:rFonts w:eastAsia="Noto Serif CJK SC" w:cs="Times New Roman"/>
+          <w:b w:val="false"/>
+          <w:color w:val="000000"/>
+          <w:sz w:val="18"/>
+        </w:rPr>
+        <w:t xml:space="preserve">PoC </w:t>
+      </w:r>
+      <w:r>
+        <w:rPr>
+          <w:rFonts w:ascii="Times New Roman" w:hAnsi="Times New Roman" w:cs="Times New Roman"/>
+          <w:b w:val="false"/>
+          <w:color w:val="000000"/>
+          <w:sz w:val="18"/>
+        </w:rPr>
+        <w:t>首错回放与漏洞指纹核验闭环下，</w:t>
+      </w:r>
+      <w:r>
+        <w:rPr>
+          <w:rFonts w:eastAsia="Noto Serif CJK SC" w:cs="Times New Roman"/>
+          <w:b w:val="false"/>
+          <w:color w:val="000000"/>
+          <w:sz w:val="18"/>
+        </w:rPr>
+        <w:t xml:space="preserve">MemVulBench </w:t>
+      </w:r>
+      <w:r>
+        <w:rPr>
+          <w:rFonts w:ascii="Times New Roman" w:hAnsi="Times New Roman" w:cs="Times New Roman"/>
+          <w:b w:val="false"/>
+          <w:color w:val="000000"/>
+          <w:sz w:val="18"/>
+        </w:rPr>
+        <w:t xml:space="preserve">共确立 </w:t>
+      </w:r>
+      <w:r>
+        <w:rPr>
+          <w:rFonts w:eastAsia="Noto Serif CJK SC" w:cs="Times New Roman"/>
+          <w:b w:val="false"/>
+          <w:color w:val="000000"/>
+          <w:sz w:val="18"/>
+        </w:rPr>
+        <w:t xml:space="preserve">292 </w:t>
+      </w:r>
+      <w:r>
+        <w:rPr>
+          <w:rFonts w:ascii="Times New Roman" w:hAnsi="Times New Roman" w:cs="Times New Roman"/>
+          <w:b w:val="false"/>
+          <w:color w:val="000000"/>
+          <w:sz w:val="18"/>
+        </w:rPr>
+        <w:t xml:space="preserve">个经核验的独立漏洞指纹，每个测试单元富集 </w:t>
+      </w:r>
+      <w:r>
+        <w:rPr>
+          <w:rFonts w:eastAsia="Noto Serif CJK SC" w:cs="Times New Roman"/>
+          <w:b w:val="false"/>
+          <w:color w:val="000000"/>
+          <w:sz w:val="18"/>
+        </w:rPr>
+        <w:t xml:space="preserve">8 </w:t>
+      </w:r>
+      <w:r>
+        <w:rPr>
+          <w:rFonts w:ascii="Times New Roman" w:hAnsi="Times New Roman" w:cs="Times New Roman"/>
+          <w:b w:val="false"/>
+          <w:color w:val="000000"/>
+          <w:sz w:val="18"/>
+        </w:rPr>
+        <w:t xml:space="preserve">至 </w:t>
+      </w:r>
+      <w:r>
+        <w:rPr>
+          <w:rFonts w:eastAsia="Noto Serif CJK SC" w:cs="Times New Roman"/>
+          <w:b w:val="false"/>
+          <w:color w:val="000000"/>
+          <w:sz w:val="18"/>
+        </w:rPr>
+        <w:t xml:space="preserve">35 </w:t>
+      </w:r>
+      <w:r>
+        <w:rPr>
+          <w:rFonts w:ascii="Times New Roman" w:hAnsi="Times New Roman" w:cs="Times New Roman"/>
+          <w:b w:val="false"/>
+          <w:color w:val="000000"/>
+          <w:sz w:val="18"/>
+        </w:rPr>
+        <w:t xml:space="preserve">个漏洞指纹（平均每单元 </w:t>
+      </w:r>
+      <w:r>
+        <w:rPr>
+          <w:rFonts w:eastAsia="Noto Serif CJK SC" w:cs="Times New Roman"/>
+          <w:b w:val="false"/>
+          <w:color w:val="000000"/>
+          <w:sz w:val="18"/>
+        </w:rPr>
+        <w:t xml:space="preserve">14.6 </w:t>
+      </w:r>
+      <w:r>
+        <w:rPr>
+          <w:rFonts w:ascii="Times New Roman" w:hAnsi="Times New Roman" w:cs="Times New Roman"/>
+          <w:b w:val="false"/>
+          <w:color w:val="000000"/>
+          <w:sz w:val="18"/>
+        </w:rPr>
+        <w:t xml:space="preserve">个），从根本上解决了现有基准单单元漏洞基数匮乏的问题。该高密度真值底座不仅为多维度横向剖析 </w:t>
+      </w:r>
+      <w:r>
+        <w:rPr>
+          <w:rFonts w:eastAsia="Noto Serif CJK SC" w:cs="Times New Roman"/>
+          <w:b w:val="false"/>
+          <w:color w:val="000000"/>
+          <w:sz w:val="18"/>
+        </w:rPr>
+        <w:t xml:space="preserve">fuzzer </w:t>
+      </w:r>
+      <w:r>
+        <w:rPr>
+          <w:rFonts w:ascii="Times New Roman" w:hAnsi="Times New Roman" w:cs="Times New Roman"/>
+          <w:b w:val="false"/>
+          <w:color w:val="000000"/>
+          <w:sz w:val="18"/>
+        </w:rPr>
+        <w:t>提供了高分辨率的观测样本，更为大幅精简测试单元规模、压缩评估算力成本奠定了基准前提。</w:t>
       </w:r>
     </w:p>
     <w:p>
@@ -237,7 +417,7 @@
           <w:color w:val="000000"/>
           <w:sz w:val="18"/>
         </w:rPr>
-        <w:t>Abstract: Fuzzing evaluation is constrained by the number of test units, the density of known bugs within each unit, and computational cost. MemVulBench organizes reproducible, real-world memory-safety faults under fixed C/C++ program versions and unified harnesses. Candidate historical versions are proposed by either a repair-burst heuristic or existing manual measurement records and then checked through target builds and input replay. Native harnesses are retained where suitable, while compatible harnesses are combined using prefix dispatch. Triggering inputs, first-error reports, and execution masking are audited individually; final container images and binary hashes are recorded. The benchmark contains 20 test units from 20 real-world projects and 292 verified, distinct vulnerability fingerprints, with 8–35 per unit (mean 14.6). Each fingerprint is linked to a triggering input, final binary, and environment record. This collection supplies known targets for fine-grained analysis of fuzzer discovery behavior and a basis for future measurements of evaluation granularity and computational cost.</w:t>
+        <w:t>Abstract: Empirical evaluation of fuzz testing faces a persistent dilemma between evaluation granularity and computational overhead: the benchmark matrix scales multiplicatively (M × N × R) with the number of test units, yet existing real-world benchmarks provide scarce, poorly verified bugs per unit, hindering fine-grained discrimination and agile technique iteration. A high concentration of natural, verifiable memory vulnerabilities within a single test unit is the pivotal lever to reconcile fine-grained assessment with compact evaluation budgets. While adhering to essential standards of authenticity, full replayability, and environment reproducibility, we propose MemVulBench, a bug-dense benchmark tailored for C/C++ memory-safety fuzzing. By identifying upstream historical commits via repair-burst heuristics or existing manual measurement records, retaining native drivers or integrating compatible ones via in-target prefix dispatch, and enforcing rigorous expert triaging against collision and masking, MemVulBench establishes standardized test units across 20 real-world projects. Sealed by container deployability, identical binary hashes, and first-error reports and verified vulnerability fingerprints, MemVulBench admits 292 rigorously verified, distinct vulnerability fingerprints, providing 8 to 35 vulnerability fingerprints per test unit (averaging 14.6 fingerprints/unit). This within-unit bug density breaks the shortage of ground-truth targets in individual units, providing a trustworthy, high-resolution foundation for fine-grained fuzzer diagnosis while drastically reducing evaluation campaigns and compute costs.</w:t>
       </w:r>
     </w:p>
     <w:p>
@@ -1340,7 +1520,7 @@
           <w:color w:val="000000"/>
           <w:sz w:val="21"/>
         </w:rPr>
-        <w:t>个经核验的独立漏洞指纹的高密度基准库：</w:t>
+        <w:t>个经严格核验真实内存漏洞的高密度基准库：</w:t>
       </w:r>
       <w:r>
         <w:rPr>
@@ -1412,7 +1592,7 @@
           <w:color w:val="000000"/>
           <w:sz w:val="21"/>
         </w:rPr>
-        <w:t xml:space="preserve">个经最终镜像复现与二进制哈希一致性检查的已知漏洞指纹（平均每单元 </w:t>
+        <w:t xml:space="preserve">个经物理镜像复现、二进制哈希一致和五元组指纹锁定的已知内存漏洞（平均每单元 </w:t>
       </w:r>
       <w:r>
         <w:rPr>
@@ -1430,7 +1610,7 @@
           <w:color w:val="000000"/>
           <w:sz w:val="21"/>
         </w:rPr>
-        <w:t>个）。该成果为细粒度工具分析提供可核查的已知目标，并为后续评测成本量化提供基础。</w:t>
+        <w:t>个）。该成果有效打破了现有基准单单元漏洞稀疏的固有瓶颈，为下游模糊测试评测提供了兼顾高分辨率观测与低实验耗时的可靠真值底座。</w:t>
       </w:r>
     </w:p>
     <w:p>
